--- a/Manuscript/EcoLetts_Submission/SubmissionDocument.docx
+++ b/Manuscript/EcoLetts_Submission/SubmissionDocument.docx
@@ -494,7 +494,7 @@
         <w:rPr>
           <w:rFonts w:ascii="Times New Roman" w:eastAsiaTheme="majorEastAsia" w:hAnsi="Times New Roman" w:cs="Times New Roman"/>
         </w:rPr>
-        <w:t>4995</w:t>
+        <w:t>4968</w:t>
       </w:r>
     </w:p>
     <w:p>
